--- a/ky/wisdom-stories/Etibar Siracsoy/humanity-etibar-siracsoy.docx
+++ b/ky/wisdom-stories/Etibar Siracsoy/humanity-etibar-siracsoy.docx
@@ -19,7 +19,7 @@
         <w:rPr>
           <w:lang w:val="ky-KG"/>
         </w:rPr>
-        <w:t>Дүйнө кандай гана кереметтерге, назик сулуулукка бай… Ар бир гүлдө, желдин ар бир шыбырында, асмандын өңүндө бир сыр, бир акылмандык катылган. Бул сулуулук адамдын жан дүйнөсүнө үнсүз тапшырылган аманат сыяктуу. Тилекке каршы, адам кээде ошол жарашууну өз колу менен бузат: жалында жер эле эмес, үмүттөр, тагдырлар, эскерүүлөр да күйөт.</w:t>
+        <w:t>Дүйнө кандай гана кереметтерге, назик сулуулукка бай… Ар бир гүлдө, желдин ар бир шыбырында, асмандын өңүндө бир сыр, бир акылмандык катылган. Бул сулуулук адамдын жан дүйнөсүнө үнсүз тапшырылган аманат сыяктуу. Тилекке каршы, адам кээде ошол гармонияны өз колу менен бузат: жалында жер эле эмес, үмүттөр, тагдырлар, эскерүүлөр да күйөт.</w:t>
       </w:r>
     </w:p>
     <w:p>
@@ -27,7 +27,7 @@
         <w:rPr>
           <w:lang w:val="ky-KG"/>
         </w:rPr>
-        <w:t>Согуш жерди гана эмес, адамдын ичиндеги жарыкты да жаралайт. Ар бир кыйылган өмүр менен дүйнөнүн бир бөлүгү үнсүз калат. Адамдын бул дүйнөгө келүүдөгү милдети болсо кыйратуу эмес, коргоо, жаратуу жана жашоону улантуу эмеспи.</w:t>
+        <w:t>Согуш жерди гана эмес, адамдын ичиндеги жарыкты да жаралайт. Ар бир кыйылган өмүр менен дүйнөнүн бир бөлүгү үнсүз калат. Адамдын бул дүйнөгө келүүдөгү милдети болсо кыйратуу эмес, коргоо, жаратуу жана жашоону улантуу эмеспи?</w:t>
       </w:r>
     </w:p>
     <w:p>
